--- a/Assets/Document/云熹约定项目文档/13.后续剧情/修罗场剧情文本/周杉&温叙线.docx
+++ b/Assets/Document/云熹约定项目文档/13.后续剧情/修罗场剧情文本/周杉&温叙线.docx
@@ -7934,32 +7934,30 @@
     <w:p>
       <w:pPr>
         <w:rPr>
+          <w:rFonts w:hint="eastAsia"/>
+          <w:sz w:val="28"/>
+          <w:szCs w:val="28"/>
+          <w:lang w:val="en-US" w:eastAsia="zh-CN"/>
+        </w:rPr>
+      </w:pPr>
+      <w:r>
+        <w:rPr>
+          <w:rFonts w:hint="eastAsia"/>
+          <w:sz w:val="28"/>
+          <w:szCs w:val="28"/>
+          <w:lang w:val="en-US" w:eastAsia="zh-CN"/>
+        </w:rPr>
+        <w:t>||……||</w:t>
+      </w:r>
+    </w:p>
+    <w:p>
+      <w:pPr>
+        <w:rPr>
           <w:rFonts w:hint="default"/>
           <w:color w:val="FF0000"/>
           <w:sz w:val="28"/>
           <w:szCs w:val="28"/>
           <w:highlight w:val="yellow"/>
-          <w:lang w:val="en-US" w:eastAsia="zh-CN"/>
-        </w:rPr>
-      </w:pPr>
-      <w:r>
-        <w:rPr>
-          <w:rFonts w:hint="eastAsia"/>
-          <w:color w:val="FF0000"/>
-          <w:sz w:val="28"/>
-          <w:szCs w:val="28"/>
-          <w:highlight w:val="yellow"/>
-          <w:lang w:val="en-US" w:eastAsia="zh-CN"/>
-        </w:rPr>
-        <w:t>加一段画面转换的动画</w:t>
-      </w:r>
-    </w:p>
-    <w:p>
-      <w:pPr>
-        <w:rPr>
-          <w:rFonts w:hint="eastAsia"/>
-          <w:sz w:val="28"/>
-          <w:szCs w:val="28"/>
           <w:lang w:val="en-US" w:eastAsia="zh-CN"/>
         </w:rPr>
       </w:pPr>
@@ -9127,7 +9125,43 @@
           <w:szCs w:val="28"/>
           <w:lang w:val="en-US" w:eastAsia="zh-CN"/>
         </w:rPr>
-        <w:t>窗外的天忽然暗了下来，不是黄昏的那种暗，是像有人拉了一块灰色的幕布，把所有的光都挡住了</w:t>
+        <w:t>窗外的天忽然暗了下来，</w:t>
+      </w:r>
+      <w:r>
+        <w:rPr>
+          <w:rFonts w:hint="eastAsia"/>
+          <w:sz w:val="28"/>
+          <w:szCs w:val="28"/>
+          <w:lang w:val="en-US" w:eastAsia="zh-CN"/>
+        </w:rPr>
+        <w:t>并非</w:t>
+      </w:r>
+      <w:r>
+        <w:rPr>
+          <w:rFonts w:hint="default"/>
+          <w:sz w:val="28"/>
+          <w:szCs w:val="28"/>
+          <w:lang w:val="en-US" w:eastAsia="zh-CN"/>
+        </w:rPr>
+        <w:t>黄昏</w:t>
+      </w:r>
+      <w:r>
+        <w:rPr>
+          <w:rFonts w:hint="eastAsia"/>
+          <w:sz w:val="28"/>
+          <w:szCs w:val="28"/>
+          <w:lang w:val="en-US" w:eastAsia="zh-CN"/>
+        </w:rPr>
+        <w:t>降临带来的夜色</w:t>
+      </w:r>
+      <w:r>
+        <w:rPr>
+          <w:rFonts w:hint="default"/>
+          <w:sz w:val="28"/>
+          <w:szCs w:val="28"/>
+          <w:lang w:val="en-US" w:eastAsia="zh-CN"/>
+        </w:rPr>
+        <w:t>，是像有人拉了一块灰色的幕布，把所有的光都挡住了</w:t>
       </w:r>
       <w:r>
         <w:rPr>
@@ -9239,7 +9273,43 @@
           <w:szCs w:val="28"/>
           <w:lang w:val="en-US" w:eastAsia="zh-CN"/>
         </w:rPr>
-        <w:t>不是来电，不是消息，而是一种灰白色的光，从屏幕内部渗出来，像水渍一样慢慢洇开</w:t>
+        <w:t>不是来电</w:t>
+      </w:r>
+      <w:r>
+        <w:rPr>
+          <w:rFonts w:hint="eastAsia"/>
+          <w:sz w:val="28"/>
+          <w:szCs w:val="28"/>
+          <w:lang w:val="en-US" w:eastAsia="zh-CN"/>
+        </w:rPr>
+        <w:t>也</w:t>
+      </w:r>
+      <w:r>
+        <w:rPr>
+          <w:rFonts w:hint="default"/>
+          <w:sz w:val="28"/>
+          <w:szCs w:val="28"/>
+          <w:lang w:val="en-US" w:eastAsia="zh-CN"/>
+        </w:rPr>
+        <w:t>不是消息，</w:t>
+      </w:r>
+      <w:r>
+        <w:rPr>
+          <w:rFonts w:hint="eastAsia"/>
+          <w:sz w:val="28"/>
+          <w:szCs w:val="28"/>
+          <w:lang w:val="en-US" w:eastAsia="zh-CN"/>
+        </w:rPr>
+        <w:t>那</w:t>
+      </w:r>
+      <w:r>
+        <w:rPr>
+          <w:rFonts w:hint="default"/>
+          <w:sz w:val="28"/>
+          <w:szCs w:val="28"/>
+          <w:lang w:val="en-US" w:eastAsia="zh-CN"/>
+        </w:rPr>
+        <w:t>是一种灰白色的光，从屏幕内部渗出来，像水渍一样慢慢洇开</w:t>
       </w:r>
       <w:r>
         <w:rPr>
@@ -10034,54 +10104,72 @@
           <w:szCs w:val="28"/>
           <w:lang w:val="en-US" w:eastAsia="zh-CN"/>
         </w:rPr>
-        <w:t>你的膝盖发软，蹲下来。你的手悬在他的脸侧，不敢碰，也不知道该碰哪里</w:t>
-      </w:r>
-      <w:r>
-        <w:rPr>
-          <w:rFonts w:hint="eastAsia"/>
-          <w:sz w:val="28"/>
-          <w:szCs w:val="28"/>
-          <w:lang w:val="en-US" w:eastAsia="zh-CN"/>
-        </w:rPr>
-        <w:t>||</w:t>
-      </w:r>
-    </w:p>
-    <w:p>
-      <w:pPr>
-        <w:rPr>
-          <w:rFonts w:hint="eastAsia"/>
-          <w:sz w:val="28"/>
-          <w:szCs w:val="28"/>
-          <w:lang w:val="en-US" w:eastAsia="zh-CN"/>
-        </w:rPr>
-      </w:pPr>
-    </w:p>
-    <w:p>
-      <w:pPr>
-        <w:rPr>
-          <w:rFonts w:hint="eastAsia"/>
-          <w:sz w:val="28"/>
-          <w:szCs w:val="28"/>
-          <w:lang w:val="en-US" w:eastAsia="zh-CN"/>
-        </w:rPr>
-      </w:pPr>
-      <w:r>
-        <w:rPr>
-          <w:rFonts w:hint="eastAsia"/>
-          <w:sz w:val="28"/>
-          <w:szCs w:val="28"/>
-          <w:lang w:val="en-US" w:eastAsia="zh-CN"/>
-        </w:rPr>
-        <w:t>||</w:t>
-      </w:r>
-      <w:r>
-        <w:rPr>
-          <w:rFonts w:hint="default"/>
-          <w:sz w:val="28"/>
-          <w:szCs w:val="28"/>
-          <w:lang w:val="en-US" w:eastAsia="zh-CN"/>
-        </w:rPr>
-        <w:t>他的皮肤是凉的，是一种没有了任何温度的、像瓷器一样的凉。你</w:t>
+        <w:t>你的膝盖发软，蹲下来。手悬在他的脸侧，不敢碰，也不知道该碰哪里</w:t>
+      </w:r>
+      <w:r>
+        <w:rPr>
+          <w:rFonts w:hint="eastAsia"/>
+          <w:sz w:val="28"/>
+          <w:szCs w:val="28"/>
+          <w:lang w:val="en-US" w:eastAsia="zh-CN"/>
+        </w:rPr>
+        <w:t>||</w:t>
+      </w:r>
+    </w:p>
+    <w:p>
+      <w:pPr>
+        <w:rPr>
+          <w:rFonts w:hint="eastAsia"/>
+          <w:sz w:val="28"/>
+          <w:szCs w:val="28"/>
+          <w:lang w:val="en-US" w:eastAsia="zh-CN"/>
+        </w:rPr>
+      </w:pPr>
+    </w:p>
+    <w:p>
+      <w:pPr>
+        <w:rPr>
+          <w:rFonts w:hint="eastAsia"/>
+          <w:sz w:val="28"/>
+          <w:szCs w:val="28"/>
+          <w:lang w:val="en-US" w:eastAsia="zh-CN"/>
+        </w:rPr>
+      </w:pPr>
+      <w:r>
+        <w:rPr>
+          <w:rFonts w:hint="eastAsia"/>
+          <w:sz w:val="28"/>
+          <w:szCs w:val="28"/>
+          <w:lang w:val="en-US" w:eastAsia="zh-CN"/>
+        </w:rPr>
+        <w:t>||</w:t>
+      </w:r>
+      <w:r>
+        <w:rPr>
+          <w:rFonts w:hint="default"/>
+          <w:sz w:val="28"/>
+          <w:szCs w:val="28"/>
+          <w:lang w:val="en-US" w:eastAsia="zh-CN"/>
+        </w:rPr>
+        <w:t>他的皮肤是凉的，没有了任何温度的、像</w:t>
+      </w:r>
+      <w:r>
+        <w:rPr>
+          <w:rFonts w:hint="eastAsia"/>
+          <w:sz w:val="28"/>
+          <w:szCs w:val="28"/>
+          <w:lang w:val="en-US" w:eastAsia="zh-CN"/>
+        </w:rPr>
+        <w:t>金属、</w:t>
+      </w:r>
+      <w:r>
+        <w:rPr>
+          <w:rFonts w:hint="default"/>
+          <w:sz w:val="28"/>
+          <w:szCs w:val="28"/>
+          <w:lang w:val="en-US" w:eastAsia="zh-CN"/>
+        </w:rPr>
+        <w:t>瓷器一样凉。你</w:t>
       </w:r>
       <w:r>
         <w:rPr>
@@ -11677,7 +11765,7 @@
     <w:p>
       <w:pPr>
         <w:rPr>
-          <w:rFonts w:hint="eastAsia"/>
+          <w:rFonts w:hint="default"/>
           <w:sz w:val="28"/>
           <w:szCs w:val="28"/>
           <w:lang w:val="en-US" w:eastAsia="zh-CN"/>
@@ -11699,16 +11787,34 @@
           <w:szCs w:val="28"/>
           <w:lang w:val="en-US" w:eastAsia="zh-CN"/>
         </w:rPr>
-        <w:t>从他的身体里长出来的，从他的胸口、他的肩膀、他的腰侧，从他的每一个伤口里</w:t>
-      </w:r>
-      <w:r>
-        <w:rPr>
-          <w:rFonts w:hint="eastAsia"/>
-          <w:sz w:val="28"/>
-          <w:szCs w:val="28"/>
-          <w:lang w:val="en-US" w:eastAsia="zh-CN"/>
-        </w:rPr>
-        <w:t>长出来的||</w:t>
+        <w:t>从他的身体里长出来的，从他的胸口、他的肩膀、他的腰侧，从他的每一</w:t>
+      </w:r>
+      <w:r>
+        <w:rPr>
+          <w:rFonts w:hint="eastAsia"/>
+          <w:sz w:val="28"/>
+          <w:szCs w:val="28"/>
+          <w:lang w:val="en-US" w:eastAsia="zh-CN"/>
+        </w:rPr>
+        <w:t>处</w:t>
+      </w:r>
+      <w:r>
+        <w:rPr>
+          <w:rFonts w:hint="default"/>
+          <w:sz w:val="28"/>
+          <w:szCs w:val="28"/>
+          <w:lang w:val="en-US" w:eastAsia="zh-CN"/>
+        </w:rPr>
+        <w:t>伤口里</w:t>
+      </w:r>
+      <w:r>
+        <w:rPr>
+          <w:rFonts w:hint="eastAsia"/>
+          <w:sz w:val="28"/>
+          <w:szCs w:val="28"/>
+          <w:lang w:val="en-US" w:eastAsia="zh-CN"/>
+        </w:rPr>
+        <w:t>长出来的……花||</w:t>
       </w:r>
     </w:p>
     <w:p>
@@ -11896,7 +12002,7 @@
           <w:szCs w:val="28"/>
           <w:lang w:val="en-US" w:eastAsia="zh-CN"/>
         </w:rPr>
-        <w:t>||是</w:t>
+        <w:t>||</w:t>
       </w:r>
       <w:r>
         <w:rPr>
@@ -12147,72 +12253,90 @@
           <w:szCs w:val="28"/>
           <w:lang w:val="en-US" w:eastAsia="zh-CN"/>
         </w:rPr>
-        <w:t>你跪在云层上，看着他的脸。他的眼睛还是睁着的，瞳孔里倒映着</w:t>
-      </w:r>
-      <w:r>
-        <w:rPr>
-          <w:rFonts w:hint="eastAsia"/>
-          <w:sz w:val="28"/>
-          <w:szCs w:val="28"/>
-          <w:lang w:val="en-US" w:eastAsia="zh-CN"/>
-        </w:rPr>
-        <w:t>蓝色</w:t>
-      </w:r>
-      <w:r>
-        <w:rPr>
-          <w:rFonts w:hint="default"/>
-          <w:sz w:val="28"/>
-          <w:szCs w:val="28"/>
-          <w:lang w:val="en-US" w:eastAsia="zh-CN"/>
-        </w:rPr>
-        <w:t>的穹顶</w:t>
-      </w:r>
-      <w:r>
-        <w:rPr>
-          <w:rFonts w:hint="eastAsia"/>
-          <w:sz w:val="28"/>
-          <w:szCs w:val="28"/>
-          <w:lang w:val="en-US" w:eastAsia="zh-CN"/>
-        </w:rPr>
-        <w:t>||</w:t>
-      </w:r>
-    </w:p>
-    <w:p>
-      <w:pPr>
-        <w:rPr>
-          <w:rFonts w:hint="eastAsia"/>
-          <w:sz w:val="28"/>
-          <w:szCs w:val="28"/>
-          <w:lang w:val="en-US" w:eastAsia="zh-CN"/>
-        </w:rPr>
-      </w:pPr>
-    </w:p>
-    <w:p>
-      <w:pPr>
-        <w:rPr>
-          <w:rFonts w:hint="default"/>
-          <w:sz w:val="28"/>
-          <w:szCs w:val="28"/>
-          <w:lang w:val="en-US" w:eastAsia="zh-CN"/>
-        </w:rPr>
-      </w:pPr>
-      <w:r>
-        <w:rPr>
-          <w:rFonts w:hint="eastAsia"/>
-          <w:sz w:val="28"/>
-          <w:szCs w:val="28"/>
-          <w:lang w:val="en-US" w:eastAsia="zh-CN"/>
-        </w:rPr>
-        <w:t>||</w:t>
-      </w:r>
-      <w:r>
-        <w:rPr>
-          <w:rFonts w:hint="default"/>
-          <w:sz w:val="28"/>
-          <w:szCs w:val="28"/>
-          <w:lang w:val="en-US" w:eastAsia="zh-CN"/>
-        </w:rPr>
-        <w:t>你不知道他在最后一刻看到了什么。也许是天花板，也许是天空，也许是一个人</w:t>
+        <w:t>你跪在云层上，看着他的脸。他的眼睛还是睁着的，</w:t>
+      </w:r>
+      <w:r>
+        <w:rPr>
+          <w:rFonts w:hint="eastAsia"/>
+          <w:sz w:val="28"/>
+          <w:szCs w:val="28"/>
+          <w:lang w:val="en-US" w:eastAsia="zh-CN"/>
+        </w:rPr>
+        <w:t>浑浊发散的</w:t>
+      </w:r>
+      <w:r>
+        <w:rPr>
+          <w:rFonts w:hint="default"/>
+          <w:sz w:val="28"/>
+          <w:szCs w:val="28"/>
+          <w:lang w:val="en-US" w:eastAsia="zh-CN"/>
+        </w:rPr>
+        <w:t>瞳孔里倒映着</w:t>
+      </w:r>
+      <w:r>
+        <w:rPr>
+          <w:rFonts w:hint="eastAsia"/>
+          <w:sz w:val="28"/>
+          <w:szCs w:val="28"/>
+          <w:lang w:val="en-US" w:eastAsia="zh-CN"/>
+        </w:rPr>
+        <w:t>白色的云地||</w:t>
+      </w:r>
+    </w:p>
+    <w:p>
+      <w:pPr>
+        <w:rPr>
+          <w:rFonts w:hint="eastAsia"/>
+          <w:sz w:val="28"/>
+          <w:szCs w:val="28"/>
+          <w:lang w:val="en-US" w:eastAsia="zh-CN"/>
+        </w:rPr>
+      </w:pPr>
+    </w:p>
+    <w:p>
+      <w:pPr>
+        <w:rPr>
+          <w:rFonts w:hint="default"/>
+          <w:sz w:val="28"/>
+          <w:szCs w:val="28"/>
+          <w:lang w:val="en-US" w:eastAsia="zh-CN"/>
+        </w:rPr>
+      </w:pPr>
+      <w:r>
+        <w:rPr>
+          <w:rFonts w:hint="eastAsia"/>
+          <w:sz w:val="28"/>
+          <w:szCs w:val="28"/>
+          <w:lang w:val="en-US" w:eastAsia="zh-CN"/>
+        </w:rPr>
+        <w:t>||</w:t>
+      </w:r>
+      <w:r>
+        <w:rPr>
+          <w:rFonts w:hint="default"/>
+          <w:sz w:val="28"/>
+          <w:szCs w:val="28"/>
+          <w:lang w:val="en-US" w:eastAsia="zh-CN"/>
+        </w:rPr>
+        <w:t>你不知道他在最后一刻看到了什么。也许是</w:t>
+      </w:r>
+      <w:r>
+        <w:rPr>
+          <w:rFonts w:hint="eastAsia"/>
+          <w:sz w:val="28"/>
+          <w:szCs w:val="28"/>
+          <w:lang w:val="en-US" w:eastAsia="zh-CN"/>
+        </w:rPr>
+        <w:t>你的照片，</w:t>
+      </w:r>
+      <w:r>
+        <w:rPr>
+          <w:rFonts w:hint="default"/>
+          <w:sz w:val="28"/>
+          <w:szCs w:val="28"/>
+          <w:lang w:val="en-US" w:eastAsia="zh-CN"/>
+        </w:rPr>
+        <w:t>也许是一个人</w:t>
       </w:r>
       <w:r>
         <w:rPr>
@@ -12396,7 +12520,25 @@
           <w:szCs w:val="28"/>
           <w:lang w:val="en-US" w:eastAsia="zh-CN"/>
         </w:rPr>
-        <w:t>头，看着他的脸。他的眼睛还是睁着的，瞳孔里什么都没有了</w:t>
+        <w:t>头，看着他的脸</w:t>
+      </w:r>
+      <w:r>
+        <w:rPr>
+          <w:rFonts w:hint="eastAsia"/>
+          <w:sz w:val="28"/>
+          <w:szCs w:val="28"/>
+          <w:lang w:val="en-US" w:eastAsia="zh-CN"/>
+        </w:rPr>
+        <w:t>，</w:t>
+      </w:r>
+      <w:r>
+        <w:rPr>
+          <w:rFonts w:hint="default"/>
+          <w:sz w:val="28"/>
+          <w:szCs w:val="28"/>
+          <w:lang w:val="en-US" w:eastAsia="zh-CN"/>
+        </w:rPr>
+        <w:t>他的眼睛还是睁着的</w:t>
       </w:r>
       <w:r>
         <w:rPr>
@@ -13412,16 +13554,16 @@
           <w:szCs w:val="28"/>
           <w:lang w:val="en-US" w:eastAsia="zh-CN"/>
         </w:rPr>
-        <w:t>你们坐在靠窗的高脚凳上，他给你买了一碗关东煮，自己什么都没要</w:t>
-      </w:r>
-      <w:r>
-        <w:rPr>
-          <w:rFonts w:hint="eastAsia"/>
-          <w:sz w:val="28"/>
-          <w:szCs w:val="28"/>
-          <w:lang w:val="en-US" w:eastAsia="zh-CN"/>
-        </w:rPr>
-        <w:t>||</w:t>
+        <w:t>你们坐在靠窗的高脚凳上，他给你买了一碗关东煮，自己</w:t>
+      </w:r>
+      <w:r>
+        <w:rPr>
+          <w:rFonts w:hint="eastAsia"/>
+          <w:sz w:val="28"/>
+          <w:szCs w:val="28"/>
+          <w:lang w:val="en-US" w:eastAsia="zh-CN"/>
+        </w:rPr>
+        <w:t>只要了一杯温水||</w:t>
       </w:r>
     </w:p>
     <w:p>
@@ -13956,7 +14098,25 @@
           <w:szCs w:val="28"/>
           <w:lang w:val="en-US" w:eastAsia="zh-CN"/>
         </w:rPr>
-        <w:t>你他说的是谁</w:t>
+        <w:t>你</w:t>
+      </w:r>
+      <w:r>
+        <w:rPr>
+          <w:rFonts w:hint="eastAsia"/>
+          <w:sz w:val="28"/>
+          <w:szCs w:val="28"/>
+          <w:lang w:val="en-US" w:eastAsia="zh-CN"/>
+        </w:rPr>
+        <w:t>知道</w:t>
+      </w:r>
+      <w:r>
+        <w:rPr>
+          <w:rFonts w:hint="default"/>
+          <w:sz w:val="28"/>
+          <w:szCs w:val="28"/>
+          <w:lang w:val="en-US" w:eastAsia="zh-CN"/>
+        </w:rPr>
+        <w:t>他说的是谁</w:t>
       </w:r>
       <w:r>
         <w:rPr>
@@ -13974,7 +14134,25 @@
           <w:szCs w:val="28"/>
           <w:lang w:val="en-US" w:eastAsia="zh-CN"/>
         </w:rPr>
-        <w:t>想说点什么，但发现所有的话都堵在喉咙里，出不来</w:t>
+        <w:t>想说点什么，</w:t>
+      </w:r>
+      <w:r>
+        <w:rPr>
+          <w:rFonts w:hint="eastAsia"/>
+          <w:sz w:val="28"/>
+          <w:szCs w:val="28"/>
+          <w:lang w:val="en-US" w:eastAsia="zh-CN"/>
+        </w:rPr>
+        <w:t>却</w:t>
+      </w:r>
+      <w:r>
+        <w:rPr>
+          <w:rFonts w:hint="default"/>
+          <w:sz w:val="28"/>
+          <w:szCs w:val="28"/>
+          <w:lang w:val="en-US" w:eastAsia="zh-CN"/>
+        </w:rPr>
+        <w:t>发现所有的话都堵在喉咙里，出不来</w:t>
       </w:r>
       <w:r>
         <w:rPr>
@@ -14617,7 +14795,43 @@
           <w:szCs w:val="28"/>
           <w:lang w:val="en-US" w:eastAsia="zh-CN"/>
         </w:rPr>
-        <w:t>他看起来很累，不只是身体的累，是那种被什么东西压了很久、快要撑不住的累</w:t>
+        <w:t>他看起来很累，不只是身体的，</w:t>
+      </w:r>
+      <w:r>
+        <w:rPr>
+          <w:rFonts w:hint="eastAsia"/>
+          <w:sz w:val="28"/>
+          <w:szCs w:val="28"/>
+          <w:lang w:val="en-US" w:eastAsia="zh-CN"/>
+        </w:rPr>
+        <w:t>还有</w:t>
+      </w:r>
+      <w:r>
+        <w:rPr>
+          <w:rFonts w:hint="default"/>
+          <w:sz w:val="28"/>
+          <w:szCs w:val="28"/>
+          <w:lang w:val="en-US" w:eastAsia="zh-CN"/>
+        </w:rPr>
+        <w:t>被什么东西</w:t>
+      </w:r>
+      <w:r>
+        <w:rPr>
+          <w:rFonts w:hint="eastAsia"/>
+          <w:sz w:val="28"/>
+          <w:szCs w:val="28"/>
+          <w:lang w:val="en-US" w:eastAsia="zh-CN"/>
+        </w:rPr>
+        <w:t>、情感</w:t>
+      </w:r>
+      <w:r>
+        <w:rPr>
+          <w:rFonts w:hint="default"/>
+          <w:sz w:val="28"/>
+          <w:szCs w:val="28"/>
+          <w:lang w:val="en-US" w:eastAsia="zh-CN"/>
+        </w:rPr>
+        <w:t>压了很久、快要撑不住的累</w:t>
       </w:r>
       <w:r>
         <w:rPr>
@@ -15236,7 +15450,7 @@
     <w:p>
       <w:pPr>
         <w:rPr>
-          <w:rFonts w:hint="default"/>
+          <w:rFonts w:hint="eastAsia"/>
           <w:sz w:val="28"/>
           <w:szCs w:val="28"/>
           <w:lang w:val="en-US" w:eastAsia="zh-CN"/>
@@ -15306,16 +15520,16 @@
           <w:szCs w:val="28"/>
           <w:lang w:val="en-US" w:eastAsia="zh-CN"/>
         </w:rPr>
-        <w:t>周杉||</w:t>
-      </w:r>
-      <w:r>
-        <w:rPr>
-          <w:rFonts w:hint="default"/>
-          <w:sz w:val="28"/>
-          <w:szCs w:val="28"/>
-          <w:lang w:val="en-US" w:eastAsia="zh-CN"/>
-        </w:rPr>
-        <w:t>“我不知道</w:t>
+        <w:t>周杉||“</w:t>
+      </w:r>
+      <w:r>
+        <w:rPr>
+          <w:rFonts w:hint="default"/>
+          <w:sz w:val="28"/>
+          <w:szCs w:val="28"/>
+          <w:lang w:val="en-US" w:eastAsia="zh-CN"/>
+        </w:rPr>
+        <w:t>我不知道</w:t>
       </w:r>
       <w:r>
         <w:rPr>
@@ -15416,7 +15630,43 @@
           <w:szCs w:val="28"/>
           <w:lang w:val="en-US" w:eastAsia="zh-CN"/>
         </w:rPr>
-        <w:t>怎么认识的，怎么在一起的，你们之间那种淡淡的、像水一样的相处</w:t>
+        <w:t>怎么认识的，怎么在一起的，</w:t>
+      </w:r>
+      <w:r>
+        <w:rPr>
+          <w:rFonts w:hint="eastAsia"/>
+          <w:sz w:val="28"/>
+          <w:szCs w:val="28"/>
+          <w:lang w:val="en-US" w:eastAsia="zh-CN"/>
+        </w:rPr>
+        <w:t>以及</w:t>
+      </w:r>
+      <w:r>
+        <w:rPr>
+          <w:rFonts w:hint="default"/>
+          <w:sz w:val="28"/>
+          <w:szCs w:val="28"/>
+          <w:lang w:val="en-US" w:eastAsia="zh-CN"/>
+        </w:rPr>
+        <w:t>你们之间</w:t>
+      </w:r>
+      <w:r>
+        <w:rPr>
+          <w:rFonts w:hint="eastAsia"/>
+          <w:sz w:val="28"/>
+          <w:szCs w:val="28"/>
+          <w:lang w:val="en-US" w:eastAsia="zh-CN"/>
+        </w:rPr>
+        <w:t>平淡如水的</w:t>
+      </w:r>
+      <w:r>
+        <w:rPr>
+          <w:rFonts w:hint="default"/>
+          <w:sz w:val="28"/>
+          <w:szCs w:val="28"/>
+          <w:lang w:val="en-US" w:eastAsia="zh-CN"/>
+        </w:rPr>
+        <w:t>相处</w:t>
       </w:r>
       <w:r>
         <w:rPr>
@@ -15548,7 +15798,7 @@
           <w:szCs w:val="28"/>
           <w:lang w:val="en-US" w:eastAsia="zh-CN"/>
         </w:rPr>
-        <w:t>||你挑了挑眉，也不是不行，或许确实该安排两个人见一面||</w:t>
+        <w:t>||他想见温叙？好像也不是不行，或许确实该安排两个人见一面||</w:t>
       </w:r>
     </w:p>
     <w:p>
@@ -15747,7 +15997,7 @@
           <w:szCs w:val="28"/>
           <w:lang w:val="en-US" w:eastAsia="zh-CN"/>
         </w:rPr>
-        <w:t>温叙||“我不介意，能获得你几分垂青，已是我的荣幸，我不会奢求更多”||</w:t>
+        <w:t>温叙||“我不介意，能获得你几分垂青，已是我的荣幸，我不会奢求更多。”||</w:t>
       </w:r>
     </w:p>
     <w:p>
@@ -15892,7 +16142,7 @@
           <w:szCs w:val="28"/>
           <w:lang w:val="en-US" w:eastAsia="zh-CN"/>
         </w:rPr>
-        <w:t>||既然摊开了，你索性有话直说：“他说想见你”||</w:t>
+        <w:t>||既然摊开了，你索性有话直说：“他想见你”||</w:t>
       </w:r>
     </w:p>
     <w:p>
@@ -15937,29 +16187,76 @@
     <w:p>
       <w:pPr>
         <w:rPr>
-          <w:rFonts w:hint="eastAsia"/>
-          <w:sz w:val="28"/>
-          <w:szCs w:val="28"/>
-          <w:lang w:val="en-US" w:eastAsia="zh-CN"/>
-        </w:rPr>
-      </w:pPr>
-      <w:r>
-        <w:rPr>
-          <w:rFonts w:hint="eastAsia"/>
-          <w:sz w:val="28"/>
-          <w:szCs w:val="28"/>
-          <w:lang w:val="en-US" w:eastAsia="zh-CN"/>
-        </w:rPr>
-        <w:t>||</w:t>
-      </w:r>
-      <w:r>
-        <w:rPr>
-          <w:rFonts w:hint="default"/>
-          <w:sz w:val="28"/>
-          <w:szCs w:val="28"/>
-          <w:lang w:val="en-US" w:eastAsia="zh-CN"/>
-        </w:rPr>
-        <w:t>你定了第二天的下午，地点是周杉学校附近的一家茶馆。不大，但安静，有独立的包间</w:t>
+          <w:rFonts w:hint="default"/>
+          <w:sz w:val="28"/>
+          <w:szCs w:val="28"/>
+          <w:lang w:val="en-US" w:eastAsia="zh-CN"/>
+        </w:rPr>
+      </w:pPr>
+      <w:r>
+        <w:rPr>
+          <w:rFonts w:hint="eastAsia"/>
+          <w:sz w:val="28"/>
+          <w:szCs w:val="28"/>
+          <w:lang w:val="en-US" w:eastAsia="zh-CN"/>
+        </w:rPr>
+        <w:t>||没有多余的问题，也没有一丝犹豫，他总能这样顺着你的心意，哪怕你做出了这种事情||</w:t>
+      </w:r>
+    </w:p>
+    <w:p>
+      <w:pPr>
+        <w:rPr>
+          <w:rFonts w:hint="default"/>
+          <w:sz w:val="28"/>
+          <w:szCs w:val="28"/>
+          <w:lang w:val="en-US" w:eastAsia="zh-CN"/>
+        </w:rPr>
+      </w:pPr>
+    </w:p>
+    <w:p>
+      <w:pPr>
+        <w:rPr>
+          <w:rFonts w:hint="eastAsia"/>
+          <w:sz w:val="28"/>
+          <w:szCs w:val="28"/>
+          <w:lang w:val="en-US" w:eastAsia="zh-CN"/>
+        </w:rPr>
+      </w:pPr>
+      <w:r>
+        <w:rPr>
+          <w:rFonts w:hint="eastAsia"/>
+          <w:sz w:val="28"/>
+          <w:szCs w:val="28"/>
+          <w:lang w:val="en-US" w:eastAsia="zh-CN"/>
+        </w:rPr>
+        <w:t>||时间</w:t>
+      </w:r>
+      <w:r>
+        <w:rPr>
+          <w:rFonts w:hint="default"/>
+          <w:sz w:val="28"/>
+          <w:szCs w:val="28"/>
+          <w:lang w:val="en-US" w:eastAsia="zh-CN"/>
+        </w:rPr>
+        <w:t>定</w:t>
+      </w:r>
+      <w:r>
+        <w:rPr>
+          <w:rFonts w:hint="eastAsia"/>
+          <w:sz w:val="28"/>
+          <w:szCs w:val="28"/>
+          <w:lang w:val="en-US" w:eastAsia="zh-CN"/>
+        </w:rPr>
+        <w:t>在</w:t>
+      </w:r>
+      <w:r>
+        <w:rPr>
+          <w:rFonts w:hint="default"/>
+          <w:sz w:val="28"/>
+          <w:szCs w:val="28"/>
+          <w:lang w:val="en-US" w:eastAsia="zh-CN"/>
+        </w:rPr>
+        <w:t>了第二天的下午，地点是周杉学校附近的一家茶馆。不大，但安静，有独立的包间</w:t>
       </w:r>
       <w:r>
         <w:rPr>
@@ -16221,7 +16518,7 @@
           <w:szCs w:val="28"/>
           <w:lang w:val="en-US" w:eastAsia="zh-CN"/>
         </w:rPr>
-        <w:t>||</w:t>
+        <w:t>||最终还</w:t>
       </w:r>
       <w:r>
         <w:rPr>
@@ -16382,7 +16679,25 @@
           <w:szCs w:val="28"/>
           <w:lang w:val="en-US" w:eastAsia="zh-CN"/>
         </w:rPr>
-        <w:t>你好。</w:t>
+        <w:t>你好</w:t>
+      </w:r>
+      <w:r>
+        <w:rPr>
+          <w:rFonts w:hint="eastAsia"/>
+          <w:sz w:val="28"/>
+          <w:szCs w:val="28"/>
+          <w:lang w:val="en-US" w:eastAsia="zh-CN"/>
+        </w:rPr>
+        <w:t>，初次见面</w:t>
+      </w:r>
+      <w:r>
+        <w:rPr>
+          <w:rFonts w:hint="default"/>
+          <w:sz w:val="28"/>
+          <w:szCs w:val="28"/>
+          <w:lang w:val="en-US" w:eastAsia="zh-CN"/>
+        </w:rPr>
+        <w:t>。</w:t>
       </w:r>
       <w:r>
         <w:rPr>
@@ -16407,6 +16722,71 @@
     <w:p>
       <w:pPr>
         <w:rPr>
+          <w:rFonts w:hint="eastAsia"/>
+          <w:sz w:val="28"/>
+          <w:szCs w:val="28"/>
+          <w:lang w:val="en-US" w:eastAsia="zh-CN"/>
+        </w:rPr>
+      </w:pPr>
+      <w:r>
+        <w:rPr>
+          <w:rFonts w:hint="eastAsia"/>
+          <w:sz w:val="28"/>
+          <w:szCs w:val="28"/>
+          <w:lang w:val="en-US" w:eastAsia="zh-CN"/>
+        </w:rPr>
+        <w:t>||</w:t>
+      </w:r>
+      <w:r>
+        <w:rPr>
+          <w:rFonts w:hint="default"/>
+          <w:sz w:val="28"/>
+          <w:szCs w:val="28"/>
+          <w:lang w:val="en-US" w:eastAsia="zh-CN"/>
+        </w:rPr>
+        <w:t>周杉的声音有点紧，但他</w:t>
+      </w:r>
+      <w:r>
+        <w:rPr>
+          <w:rFonts w:hint="eastAsia"/>
+          <w:sz w:val="28"/>
+          <w:szCs w:val="28"/>
+          <w:lang w:val="en-US" w:eastAsia="zh-CN"/>
+        </w:rPr>
+        <w:t>主动</w:t>
+      </w:r>
+      <w:r>
+        <w:rPr>
+          <w:rFonts w:hint="default"/>
+          <w:sz w:val="28"/>
+          <w:szCs w:val="28"/>
+          <w:lang w:val="en-US" w:eastAsia="zh-CN"/>
+        </w:rPr>
+        <w:t>伸出手</w:t>
+      </w:r>
+      <w:r>
+        <w:rPr>
+          <w:rFonts w:hint="eastAsia"/>
+          <w:sz w:val="28"/>
+          <w:szCs w:val="28"/>
+          <w:lang w:val="en-US" w:eastAsia="zh-CN"/>
+        </w:rPr>
+        <w:t>||</w:t>
+      </w:r>
+    </w:p>
+    <w:p>
+      <w:pPr>
+        <w:rPr>
+          <w:rFonts w:hint="eastAsia"/>
+          <w:sz w:val="28"/>
+          <w:szCs w:val="28"/>
+          <w:lang w:val="en-US" w:eastAsia="zh-CN"/>
+        </w:rPr>
+      </w:pPr>
+    </w:p>
+    <w:p>
+      <w:pPr>
+        <w:rPr>
           <w:rFonts w:hint="default"/>
           <w:sz w:val="28"/>
           <w:szCs w:val="28"/>
@@ -16429,7 +16809,25 @@
           <w:szCs w:val="28"/>
           <w:lang w:val="en-US" w:eastAsia="zh-CN"/>
         </w:rPr>
-        <w:t>你好。</w:t>
+        <w:t>你好</w:t>
+      </w:r>
+      <w:r>
+        <w:rPr>
+          <w:rFonts w:hint="eastAsia"/>
+          <w:sz w:val="28"/>
+          <w:szCs w:val="28"/>
+          <w:lang w:val="en-US" w:eastAsia="zh-CN"/>
+        </w:rPr>
+        <w:t>，久仰大名</w:t>
+      </w:r>
+      <w:r>
+        <w:rPr>
+          <w:rFonts w:hint="default"/>
+          <w:sz w:val="28"/>
+          <w:szCs w:val="28"/>
+          <w:lang w:val="en-US" w:eastAsia="zh-CN"/>
+        </w:rPr>
+        <w:t>。</w:t>
       </w:r>
       <w:r>
         <w:rPr>
@@ -16444,53 +16842,6 @@
     <w:p>
       <w:pPr>
         <w:rPr>
-          <w:rFonts w:hint="default"/>
-          <w:sz w:val="28"/>
-          <w:szCs w:val="28"/>
-          <w:lang w:val="en-US" w:eastAsia="zh-CN"/>
-        </w:rPr>
-      </w:pPr>
-    </w:p>
-    <w:p>
-      <w:pPr>
-        <w:rPr>
-          <w:rFonts w:hint="eastAsia"/>
-          <w:sz w:val="28"/>
-          <w:szCs w:val="28"/>
-          <w:lang w:val="en-US" w:eastAsia="zh-CN"/>
-        </w:rPr>
-      </w:pPr>
-      <w:r>
-        <w:rPr>
-          <w:rFonts w:hint="eastAsia"/>
-          <w:sz w:val="28"/>
-          <w:szCs w:val="28"/>
-          <w:lang w:val="en-US" w:eastAsia="zh-CN"/>
-        </w:rPr>
-        <w:t>||</w:t>
-      </w:r>
-      <w:r>
-        <w:rPr>
-          <w:rFonts w:hint="default"/>
-          <w:sz w:val="28"/>
-          <w:szCs w:val="28"/>
-          <w:lang w:val="en-US" w:eastAsia="zh-CN"/>
-        </w:rPr>
-        <w:t>周杉的声音有点紧，但他还是伸出手去</w:t>
-      </w:r>
-      <w:r>
-        <w:rPr>
-          <w:rFonts w:hint="eastAsia"/>
-          <w:sz w:val="28"/>
-          <w:szCs w:val="28"/>
-          <w:lang w:val="en-US" w:eastAsia="zh-CN"/>
-        </w:rPr>
-        <w:t>||</w:t>
-      </w:r>
-    </w:p>
-    <w:p>
-      <w:pPr>
-        <w:rPr>
           <w:rFonts w:hint="eastAsia"/>
           <w:sz w:val="28"/>
           <w:szCs w:val="28"/>
@@ -16561,16 +16912,63 @@
           <w:szCs w:val="28"/>
           <w:lang w:val="en-US" w:eastAsia="zh-CN"/>
         </w:rPr>
-        <w:t>||</w:t>
-      </w:r>
-      <w:r>
-        <w:rPr>
-          <w:rFonts w:hint="default"/>
-          <w:sz w:val="28"/>
-          <w:szCs w:val="28"/>
-          <w:lang w:val="en-US" w:eastAsia="zh-CN"/>
-        </w:rPr>
-        <w:t>茶是温叙泡的</w:t>
+        <w:t>||简单的问候环节结束，温叙开始泡茶，</w:t>
+      </w:r>
+      <w:r>
+        <w:rPr>
+          <w:rFonts w:hint="default"/>
+          <w:sz w:val="28"/>
+          <w:szCs w:val="28"/>
+          <w:lang w:val="en-US" w:eastAsia="zh-CN"/>
+        </w:rPr>
+        <w:t>他的动作很慢，烫壶、温杯、投茶、注水，每一步都做得仔细</w:t>
+      </w:r>
+      <w:r>
+        <w:rPr>
+          <w:rFonts w:hint="eastAsia"/>
+          <w:sz w:val="28"/>
+          <w:szCs w:val="28"/>
+          <w:lang w:val="en-US" w:eastAsia="zh-CN"/>
+        </w:rPr>
+        <w:t>||</w:t>
+      </w:r>
+    </w:p>
+    <w:p>
+      <w:pPr>
+        <w:rPr>
+          <w:rFonts w:hint="eastAsia"/>
+          <w:sz w:val="28"/>
+          <w:szCs w:val="28"/>
+          <w:lang w:val="en-US" w:eastAsia="zh-CN"/>
+        </w:rPr>
+      </w:pPr>
+    </w:p>
+    <w:p>
+      <w:pPr>
+        <w:rPr>
+          <w:rFonts w:hint="default"/>
+          <w:sz w:val="28"/>
+          <w:szCs w:val="28"/>
+          <w:lang w:val="en-US" w:eastAsia="zh-CN"/>
+        </w:rPr>
+      </w:pPr>
+      <w:r>
+        <w:rPr>
+          <w:rFonts w:hint="eastAsia"/>
+          <w:sz w:val="28"/>
+          <w:szCs w:val="28"/>
+          <w:lang w:val="en-US" w:eastAsia="zh-CN"/>
+        </w:rPr>
+        <w:t>||</w:t>
+      </w:r>
+      <w:r>
+        <w:rPr>
+          <w:rFonts w:hint="default"/>
+          <w:sz w:val="28"/>
+          <w:szCs w:val="28"/>
+          <w:lang w:val="en-US" w:eastAsia="zh-CN"/>
+        </w:rPr>
+        <w:t>他把第一杯茶递给了周杉</w:t>
       </w:r>
       <w:r>
         <w:rPr>
@@ -16588,54 +16986,54 @@
           <w:szCs w:val="28"/>
           <w:lang w:val="en-US" w:eastAsia="zh-CN"/>
         </w:rPr>
-        <w:t>他的动作很慢，烫壶、温杯、投茶、注水，每一步都做得仔细</w:t>
-      </w:r>
-      <w:r>
-        <w:rPr>
-          <w:rFonts w:hint="eastAsia"/>
-          <w:sz w:val="28"/>
-          <w:szCs w:val="28"/>
-          <w:lang w:val="en-US" w:eastAsia="zh-CN"/>
-        </w:rPr>
-        <w:t>||</w:t>
-      </w:r>
-    </w:p>
-    <w:p>
-      <w:pPr>
-        <w:rPr>
-          <w:rFonts w:hint="eastAsia"/>
-          <w:sz w:val="28"/>
-          <w:szCs w:val="28"/>
-          <w:lang w:val="en-US" w:eastAsia="zh-CN"/>
-        </w:rPr>
-      </w:pPr>
-    </w:p>
-    <w:p>
-      <w:pPr>
-        <w:rPr>
-          <w:rFonts w:hint="default"/>
-          <w:sz w:val="28"/>
-          <w:szCs w:val="28"/>
-          <w:lang w:val="en-US" w:eastAsia="zh-CN"/>
-        </w:rPr>
-      </w:pPr>
-      <w:r>
-        <w:rPr>
-          <w:rFonts w:hint="eastAsia"/>
-          <w:sz w:val="28"/>
-          <w:szCs w:val="28"/>
-          <w:lang w:val="en-US" w:eastAsia="zh-CN"/>
-        </w:rPr>
-        <w:t>||</w:t>
-      </w:r>
-      <w:r>
-        <w:rPr>
-          <w:rFonts w:hint="default"/>
-          <w:sz w:val="28"/>
-          <w:szCs w:val="28"/>
-          <w:lang w:val="en-US" w:eastAsia="zh-CN"/>
-        </w:rPr>
-        <w:t>他把第一杯茶递给了周杉</w:t>
+        <w:t>周杉接过去，低头看着杯里浮沉的茶叶，没有喝。温叙把第二杯递给你，第三杯留给自己</w:t>
+      </w:r>
+      <w:r>
+        <w:rPr>
+          <w:rFonts w:hint="eastAsia"/>
+          <w:sz w:val="28"/>
+          <w:szCs w:val="28"/>
+          <w:lang w:val="en-US" w:eastAsia="zh-CN"/>
+        </w:rPr>
+        <w:t>||</w:t>
+      </w:r>
+    </w:p>
+    <w:p>
+      <w:pPr>
+        <w:rPr>
+          <w:rFonts w:hint="default"/>
+          <w:sz w:val="28"/>
+          <w:szCs w:val="28"/>
+          <w:lang w:val="en-US" w:eastAsia="zh-CN"/>
+        </w:rPr>
+      </w:pPr>
+    </w:p>
+    <w:p>
+      <w:pPr>
+        <w:rPr>
+          <w:rFonts w:hint="default"/>
+          <w:sz w:val="28"/>
+          <w:szCs w:val="28"/>
+          <w:lang w:val="en-US" w:eastAsia="zh-CN"/>
+        </w:rPr>
+      </w:pPr>
+      <w:r>
+        <w:rPr>
+          <w:rFonts w:hint="eastAsia"/>
+          <w:sz w:val="28"/>
+          <w:szCs w:val="28"/>
+          <w:lang w:val="en-US" w:eastAsia="zh-CN"/>
+        </w:rPr>
+        <w:t>周杉||“</w:t>
+      </w:r>
+      <w:r>
+        <w:rPr>
+          <w:rFonts w:hint="default"/>
+          <w:sz w:val="28"/>
+          <w:szCs w:val="28"/>
+          <w:lang w:val="en-US" w:eastAsia="zh-CN"/>
+        </w:rPr>
+        <w:t>我不太会说话</w:t>
       </w:r>
       <w:r>
         <w:rPr>
@@ -16653,54 +17051,72 @@
           <w:szCs w:val="28"/>
           <w:lang w:val="en-US" w:eastAsia="zh-CN"/>
         </w:rPr>
-        <w:t>周杉接过去，低头看着杯里浮沉的茶叶，没有喝。温叙把第二杯递给你，第三杯留给自己</w:t>
-      </w:r>
-      <w:r>
-        <w:rPr>
-          <w:rFonts w:hint="eastAsia"/>
-          <w:sz w:val="28"/>
-          <w:szCs w:val="28"/>
-          <w:lang w:val="en-US" w:eastAsia="zh-CN"/>
-        </w:rPr>
-        <w:t>||</w:t>
-      </w:r>
-    </w:p>
-    <w:p>
-      <w:pPr>
-        <w:rPr>
-          <w:rFonts w:hint="default"/>
-          <w:sz w:val="28"/>
-          <w:szCs w:val="28"/>
-          <w:lang w:val="en-US" w:eastAsia="zh-CN"/>
-        </w:rPr>
-      </w:pPr>
-    </w:p>
-    <w:p>
-      <w:pPr>
-        <w:rPr>
-          <w:rFonts w:hint="default"/>
-          <w:sz w:val="28"/>
-          <w:szCs w:val="28"/>
-          <w:lang w:val="en-US" w:eastAsia="zh-CN"/>
-        </w:rPr>
-      </w:pPr>
-      <w:r>
-        <w:rPr>
-          <w:rFonts w:hint="eastAsia"/>
-          <w:sz w:val="28"/>
-          <w:szCs w:val="28"/>
-          <w:lang w:val="en-US" w:eastAsia="zh-CN"/>
-        </w:rPr>
-        <w:t>周杉||“</w:t>
-      </w:r>
-      <w:r>
-        <w:rPr>
-          <w:rFonts w:hint="default"/>
-          <w:sz w:val="28"/>
-          <w:szCs w:val="28"/>
-          <w:lang w:val="en-US" w:eastAsia="zh-CN"/>
-        </w:rPr>
-        <w:t>我不太会说话</w:t>
+        <w:t>但我答应了，就</w:t>
+      </w:r>
+      <w:r>
+        <w:rPr>
+          <w:rFonts w:hint="eastAsia"/>
+          <w:sz w:val="28"/>
+          <w:szCs w:val="28"/>
+          <w:lang w:val="en-US" w:eastAsia="zh-CN"/>
+        </w:rPr>
+        <w:t>……</w:t>
+      </w:r>
+      <w:r>
+        <w:rPr>
+          <w:rFonts w:hint="default"/>
+          <w:sz w:val="28"/>
+          <w:szCs w:val="28"/>
+          <w:lang w:val="en-US" w:eastAsia="zh-CN"/>
+        </w:rPr>
+        <w:t>不会反悔。</w:t>
+      </w:r>
+      <w:r>
+        <w:rPr>
+          <w:rFonts w:hint="eastAsia"/>
+          <w:sz w:val="28"/>
+          <w:szCs w:val="28"/>
+          <w:lang w:val="en-US" w:eastAsia="zh-CN"/>
+        </w:rPr>
+        <w:t>”||0000</w:t>
+      </w:r>
+    </w:p>
+    <w:p>
+      <w:pPr>
+        <w:rPr>
+          <w:rFonts w:hint="default"/>
+          <w:sz w:val="28"/>
+          <w:szCs w:val="28"/>
+          <w:lang w:val="en-US" w:eastAsia="zh-CN"/>
+        </w:rPr>
+      </w:pPr>
+    </w:p>
+    <w:p>
+      <w:pPr>
+        <w:rPr>
+          <w:rFonts w:hint="eastAsia"/>
+          <w:sz w:val="28"/>
+          <w:szCs w:val="28"/>
+          <w:lang w:val="en-US" w:eastAsia="zh-CN"/>
+        </w:rPr>
+      </w:pPr>
+      <w:r>
+        <w:rPr>
+          <w:rFonts w:hint="eastAsia"/>
+          <w:sz w:val="28"/>
+          <w:szCs w:val="28"/>
+          <w:lang w:val="en-US" w:eastAsia="zh-CN"/>
+        </w:rPr>
+        <w:t>||</w:t>
+      </w:r>
+      <w:r>
+        <w:rPr>
+          <w:rFonts w:hint="default"/>
+          <w:sz w:val="28"/>
+          <w:szCs w:val="28"/>
+          <w:lang w:val="en-US" w:eastAsia="zh-CN"/>
+        </w:rPr>
+        <w:t>温叙端着茶杯，看着杯口飘起的热气</w:t>
       </w:r>
       <w:r>
         <w:rPr>
@@ -16718,25 +17134,54 @@
           <w:szCs w:val="28"/>
           <w:lang w:val="en-US" w:eastAsia="zh-CN"/>
         </w:rPr>
-        <w:t>但我答应了，就</w:t>
-      </w:r>
-      <w:r>
-        <w:rPr>
-          <w:rFonts w:hint="eastAsia"/>
-          <w:sz w:val="28"/>
-          <w:szCs w:val="28"/>
-          <w:lang w:val="en-US" w:eastAsia="zh-CN"/>
-        </w:rPr>
-        <w:t>……</w:t>
-      </w:r>
-      <w:r>
-        <w:rPr>
-          <w:rFonts w:hint="default"/>
-          <w:sz w:val="28"/>
-          <w:szCs w:val="28"/>
-          <w:lang w:val="en-US" w:eastAsia="zh-CN"/>
-        </w:rPr>
-        <w:t>不会反悔。</w:t>
+        <w:t>他的声音像平时一样，</w:t>
+      </w:r>
+      <w:r>
+        <w:rPr>
+          <w:rFonts w:hint="eastAsia"/>
+          <w:sz w:val="28"/>
+          <w:szCs w:val="28"/>
+          <w:lang w:val="en-US" w:eastAsia="zh-CN"/>
+        </w:rPr>
+        <w:t>很温和||</w:t>
+      </w:r>
+    </w:p>
+    <w:p>
+      <w:pPr>
+        <w:rPr>
+          <w:rFonts w:hint="eastAsia"/>
+          <w:sz w:val="28"/>
+          <w:szCs w:val="28"/>
+          <w:lang w:val="en-US" w:eastAsia="zh-CN"/>
+        </w:rPr>
+      </w:pPr>
+    </w:p>
+    <w:p>
+      <w:pPr>
+        <w:rPr>
+          <w:rFonts w:hint="default"/>
+          <w:sz w:val="28"/>
+          <w:szCs w:val="28"/>
+          <w:lang w:val="en-US" w:eastAsia="zh-CN"/>
+        </w:rPr>
+      </w:pPr>
+      <w:r>
+        <w:rPr>
+          <w:rFonts w:hint="eastAsia"/>
+          <w:sz w:val="28"/>
+          <w:szCs w:val="28"/>
+          <w:lang w:val="en-US" w:eastAsia="zh-CN"/>
+        </w:rPr>
+        <w:t>温叙||“我只要</w:t>
+      </w:r>
+      <w:r>
+        <w:rPr>
+          <w:rFonts w:hint="default"/>
+          <w:sz w:val="28"/>
+          <w:szCs w:val="28"/>
+          <w:lang w:val="en-US" w:eastAsia="zh-CN"/>
+        </w:rPr>
+        <w:t>她开心就好。</w:t>
       </w:r>
       <w:r>
         <w:rPr>
@@ -16783,7 +17228,7 @@
           <w:szCs w:val="28"/>
           <w:lang w:val="en-US" w:eastAsia="zh-CN"/>
         </w:rPr>
-        <w:t>温叙端着茶杯，看着杯口飘起的热气</w:t>
+        <w:t>两个人又沉默了</w:t>
       </w:r>
       <w:r>
         <w:rPr>
@@ -16801,101 +17246,54 @@
           <w:szCs w:val="28"/>
           <w:lang w:val="en-US" w:eastAsia="zh-CN"/>
         </w:rPr>
-        <w:t>他的声音很轻，像平时一样，</w:t>
-      </w:r>
-      <w:r>
-        <w:rPr>
-          <w:rFonts w:hint="eastAsia"/>
-          <w:sz w:val="28"/>
-          <w:szCs w:val="28"/>
-          <w:lang w:val="en-US" w:eastAsia="zh-CN"/>
-        </w:rPr>
-        <w:t>很温和||</w:t>
-      </w:r>
-    </w:p>
-    <w:p>
-      <w:pPr>
-        <w:rPr>
-          <w:rFonts w:hint="eastAsia"/>
-          <w:sz w:val="28"/>
-          <w:szCs w:val="28"/>
-          <w:lang w:val="en-US" w:eastAsia="zh-CN"/>
-        </w:rPr>
-      </w:pPr>
-    </w:p>
-    <w:p>
-      <w:pPr>
-        <w:rPr>
-          <w:rFonts w:hint="default"/>
-          <w:sz w:val="28"/>
-          <w:szCs w:val="28"/>
-          <w:lang w:val="en-US" w:eastAsia="zh-CN"/>
-        </w:rPr>
-      </w:pPr>
-      <w:r>
-        <w:rPr>
-          <w:rFonts w:hint="eastAsia"/>
-          <w:sz w:val="28"/>
-          <w:szCs w:val="28"/>
-          <w:lang w:val="en-US" w:eastAsia="zh-CN"/>
-        </w:rPr>
-        <w:t>温叙||“我只要</w:t>
-      </w:r>
-      <w:r>
-        <w:rPr>
-          <w:rFonts w:hint="default"/>
-          <w:sz w:val="28"/>
-          <w:szCs w:val="28"/>
-          <w:lang w:val="en-US" w:eastAsia="zh-CN"/>
-        </w:rPr>
-        <w:t>她开心就好。</w:t>
-      </w:r>
-      <w:r>
-        <w:rPr>
-          <w:rFonts w:hint="eastAsia"/>
-          <w:sz w:val="28"/>
-          <w:szCs w:val="28"/>
-          <w:lang w:val="en-US" w:eastAsia="zh-CN"/>
-        </w:rPr>
-        <w:t>”||0000</w:t>
-      </w:r>
-    </w:p>
-    <w:p>
-      <w:pPr>
-        <w:rPr>
-          <w:rFonts w:hint="default"/>
-          <w:sz w:val="28"/>
-          <w:szCs w:val="28"/>
-          <w:lang w:val="en-US" w:eastAsia="zh-CN"/>
-        </w:rPr>
-      </w:pPr>
-    </w:p>
-    <w:p>
-      <w:pPr>
-        <w:rPr>
-          <w:rFonts w:hint="eastAsia"/>
-          <w:sz w:val="28"/>
-          <w:szCs w:val="28"/>
-          <w:lang w:val="en-US" w:eastAsia="zh-CN"/>
-        </w:rPr>
-      </w:pPr>
-      <w:r>
-        <w:rPr>
-          <w:rFonts w:hint="eastAsia"/>
-          <w:sz w:val="28"/>
-          <w:szCs w:val="28"/>
-          <w:lang w:val="en-US" w:eastAsia="zh-CN"/>
-        </w:rPr>
-        <w:t>||</w:t>
-      </w:r>
-      <w:r>
-        <w:rPr>
-          <w:rFonts w:hint="default"/>
-          <w:sz w:val="28"/>
-          <w:szCs w:val="28"/>
-          <w:lang w:val="en-US" w:eastAsia="zh-CN"/>
-        </w:rPr>
-        <w:t>两个人又沉默了</w:t>
+        <w:t>你看着他们，忽然觉得这场面有点荒谬</w:t>
+      </w:r>
+      <w:r>
+        <w:rPr>
+          <w:rFonts w:hint="eastAsia"/>
+          <w:sz w:val="28"/>
+          <w:szCs w:val="28"/>
+          <w:lang w:val="en-US" w:eastAsia="zh-CN"/>
+        </w:rPr>
+        <w:t>||</w:t>
+      </w:r>
+    </w:p>
+    <w:p>
+      <w:pPr>
+        <w:rPr>
+          <w:rFonts w:hint="eastAsia"/>
+          <w:sz w:val="28"/>
+          <w:szCs w:val="28"/>
+          <w:lang w:val="en-US" w:eastAsia="zh-CN"/>
+        </w:rPr>
+      </w:pPr>
+    </w:p>
+    <w:p>
+      <w:pPr>
+        <w:rPr>
+          <w:rFonts w:hint="default"/>
+          <w:sz w:val="28"/>
+          <w:szCs w:val="28"/>
+          <w:lang w:val="en-US" w:eastAsia="zh-CN"/>
+        </w:rPr>
+      </w:pPr>
+      <w:r>
+        <w:rPr>
+          <w:rFonts w:hint="eastAsia"/>
+          <w:sz w:val="28"/>
+          <w:szCs w:val="28"/>
+          <w:lang w:val="en-US" w:eastAsia="zh-CN"/>
+        </w:rPr>
+        <w:t>||</w:t>
+      </w:r>
+      <w:r>
+        <w:rPr>
+          <w:rFonts w:hint="default"/>
+          <w:sz w:val="28"/>
+          <w:szCs w:val="28"/>
+          <w:lang w:val="en-US" w:eastAsia="zh-CN"/>
+        </w:rPr>
+        <w:t>两个男人坐在一张桌上喝茶，因为同一个女人，谁也不吵谁也不闹，只是安静地喝茶</w:t>
       </w:r>
       <w:r>
         <w:rPr>
@@ -16913,58 +17311,85 @@
           <w:szCs w:val="28"/>
           <w:lang w:val="en-US" w:eastAsia="zh-CN"/>
         </w:rPr>
-        <w:t>你看着他们，忽然觉得这场面有点荒谬</w:t>
-      </w:r>
-      <w:r>
-        <w:rPr>
-          <w:rFonts w:hint="eastAsia"/>
-          <w:sz w:val="28"/>
-          <w:szCs w:val="28"/>
-          <w:lang w:val="en-US" w:eastAsia="zh-CN"/>
-        </w:rPr>
-        <w:t>||</w:t>
-      </w:r>
-    </w:p>
-    <w:p>
-      <w:pPr>
-        <w:rPr>
-          <w:rFonts w:hint="eastAsia"/>
-          <w:sz w:val="28"/>
-          <w:szCs w:val="28"/>
-          <w:lang w:val="en-US" w:eastAsia="zh-CN"/>
-        </w:rPr>
-      </w:pPr>
-    </w:p>
-    <w:p>
-      <w:pPr>
-        <w:rPr>
-          <w:rFonts w:hint="default"/>
-          <w:sz w:val="28"/>
-          <w:szCs w:val="28"/>
-          <w:lang w:val="en-US" w:eastAsia="zh-CN"/>
-        </w:rPr>
-      </w:pPr>
-      <w:r>
-        <w:rPr>
-          <w:rFonts w:hint="eastAsia"/>
-          <w:sz w:val="28"/>
-          <w:szCs w:val="28"/>
-          <w:lang w:val="en-US" w:eastAsia="zh-CN"/>
-        </w:rPr>
-        <w:t>||</w:t>
-      </w:r>
-      <w:r>
-        <w:rPr>
-          <w:rFonts w:hint="default"/>
-          <w:sz w:val="28"/>
-          <w:szCs w:val="28"/>
-          <w:lang w:val="en-US" w:eastAsia="zh-CN"/>
-        </w:rPr>
-        <w:t>两个男人坐在一张桌上喝茶，因为同一个女人，谁也不吵谁也不闹，只是安静地喝茶</w:t>
-      </w:r>
-      <w:r>
-        <w:rPr>
-          <w:rFonts w:hint="eastAsia"/>
+        <w:t>不知道该庆幸还是该心虚</w:t>
+      </w:r>
+      <w:r>
+        <w:rPr>
+          <w:rFonts w:hint="eastAsia"/>
+          <w:sz w:val="28"/>
+          <w:szCs w:val="28"/>
+          <w:lang w:val="en-US" w:eastAsia="zh-CN"/>
+        </w:rPr>
+        <w:t>||</w:t>
+      </w:r>
+    </w:p>
+    <w:p>
+      <w:pPr>
+        <w:rPr>
+          <w:rFonts w:hint="default"/>
+          <w:sz w:val="28"/>
+          <w:szCs w:val="28"/>
+          <w:lang w:val="en-US" w:eastAsia="zh-CN"/>
+        </w:rPr>
+      </w:pPr>
+    </w:p>
+    <w:p>
+      <w:pPr>
+        <w:rPr>
+          <w:rFonts w:hint="eastAsia"/>
+          <w:sz w:val="28"/>
+          <w:szCs w:val="28"/>
+          <w:lang w:val="en-US" w:eastAsia="zh-CN"/>
+        </w:rPr>
+      </w:pPr>
+      <w:r>
+        <w:rPr>
+          <w:rFonts w:hint="eastAsia"/>
+          <w:sz w:val="28"/>
+          <w:szCs w:val="28"/>
+          <w:lang w:val="en-US" w:eastAsia="zh-CN"/>
+        </w:rPr>
+        <w:t>||</w:t>
+      </w:r>
+      <w:r>
+        <w:rPr>
+          <w:rFonts w:hint="default"/>
+          <w:sz w:val="28"/>
+          <w:szCs w:val="28"/>
+          <w:lang w:val="en-US" w:eastAsia="zh-CN"/>
+        </w:rPr>
+        <w:t>那天下午你们在茶馆</w:t>
+      </w:r>
+      <w:r>
+        <w:rPr>
+          <w:rFonts w:hint="eastAsia"/>
+          <w:sz w:val="28"/>
+          <w:szCs w:val="28"/>
+          <w:lang w:val="en-US" w:eastAsia="zh-CN"/>
+        </w:rPr>
+        <w:t>聊了很久，</w:t>
+      </w:r>
+      <w:r>
+        <w:rPr>
+          <w:rFonts w:hint="default"/>
+          <w:sz w:val="28"/>
+          <w:szCs w:val="28"/>
+          <w:lang w:val="en-US" w:eastAsia="zh-CN"/>
+        </w:rPr>
+        <w:t>茶换了两泡，窗外从晴</w:t>
+      </w:r>
+      <w:r>
+        <w:rPr>
+          <w:rFonts w:hint="eastAsia"/>
+          <w:sz w:val="28"/>
+          <w:szCs w:val="28"/>
+          <w:lang w:val="en-US" w:eastAsia="zh-CN"/>
+        </w:rPr>
+        <w:t>转成了阴</w:t>
+      </w:r>
+      <w:r>
+        <w:rPr>
+          <w:rFonts w:hint="default"/>
           <w:sz w:val="28"/>
           <w:szCs w:val="28"/>
           <w:lang w:val="en-US" w:eastAsia="zh-CN"/>
@@ -16973,86 +17398,30 @@
       </w:r>
       <w:r>
         <w:rPr>
-          <w:rFonts w:hint="default"/>
-          <w:sz w:val="28"/>
-          <w:szCs w:val="28"/>
-          <w:lang w:val="en-US" w:eastAsia="zh-CN"/>
-        </w:rPr>
-        <w:t>你不知道该庆幸还是该心虚</w:t>
-      </w:r>
-      <w:r>
-        <w:rPr>
-          <w:rFonts w:hint="eastAsia"/>
-          <w:sz w:val="28"/>
-          <w:szCs w:val="28"/>
-          <w:lang w:val="en-US" w:eastAsia="zh-CN"/>
-        </w:rPr>
-        <w:t>||</w:t>
-      </w:r>
-    </w:p>
-    <w:p>
-      <w:pPr>
-        <w:rPr>
-          <w:rFonts w:hint="default"/>
-          <w:sz w:val="28"/>
-          <w:szCs w:val="28"/>
-          <w:lang w:val="en-US" w:eastAsia="zh-CN"/>
-        </w:rPr>
-      </w:pPr>
-    </w:p>
-    <w:p>
-      <w:pPr>
-        <w:rPr>
-          <w:rFonts w:hint="eastAsia"/>
-          <w:sz w:val="28"/>
-          <w:szCs w:val="28"/>
-          <w:lang w:val="en-US" w:eastAsia="zh-CN"/>
-        </w:rPr>
-      </w:pPr>
-      <w:r>
-        <w:rPr>
-          <w:rFonts w:hint="eastAsia"/>
-          <w:sz w:val="28"/>
-          <w:szCs w:val="28"/>
-          <w:lang w:val="en-US" w:eastAsia="zh-CN"/>
-        </w:rPr>
-        <w:t>||</w:t>
-      </w:r>
-      <w:r>
-        <w:rPr>
-          <w:rFonts w:hint="default"/>
-          <w:sz w:val="28"/>
-          <w:szCs w:val="28"/>
-          <w:lang w:val="en-US" w:eastAsia="zh-CN"/>
-        </w:rPr>
-        <w:t>那天下午你们在茶馆</w:t>
-      </w:r>
-      <w:r>
-        <w:rPr>
-          <w:rFonts w:hint="eastAsia"/>
-          <w:sz w:val="28"/>
-          <w:szCs w:val="28"/>
-          <w:lang w:val="en-US" w:eastAsia="zh-CN"/>
-        </w:rPr>
-        <w:t>聊了很久，</w:t>
-      </w:r>
-      <w:r>
-        <w:rPr>
-          <w:rFonts w:hint="default"/>
-          <w:sz w:val="28"/>
-          <w:szCs w:val="28"/>
-          <w:lang w:val="en-US" w:eastAsia="zh-CN"/>
-        </w:rPr>
-        <w:t>茶换了两泡，窗外从晴天变成了阴天，又变成了晴天</w:t>
-      </w:r>
-      <w:r>
-        <w:rPr>
-          <w:rFonts w:hint="eastAsia"/>
-          <w:sz w:val="28"/>
-          <w:szCs w:val="28"/>
-          <w:lang w:val="en-US" w:eastAsia="zh-CN"/>
-        </w:rPr>
-        <w:t>||</w:t>
+          <w:rFonts w:hint="eastAsia"/>
+          <w:sz w:val="28"/>
+          <w:szCs w:val="28"/>
+          <w:lang w:val="en-US" w:eastAsia="zh-CN"/>
+        </w:rPr>
+        <w:t>过一会儿</w:t>
+      </w:r>
+      <w:r>
+        <w:rPr>
+          <w:rFonts w:hint="default"/>
+          <w:sz w:val="28"/>
+          <w:szCs w:val="28"/>
+          <w:lang w:val="en-US" w:eastAsia="zh-CN"/>
+        </w:rPr>
+        <w:t>又</w:t>
+      </w:r>
+      <w:r>
+        <w:rPr>
+          <w:rFonts w:hint="eastAsia"/>
+          <w:sz w:val="28"/>
+          <w:szCs w:val="28"/>
+          <w:lang w:val="en-US" w:eastAsia="zh-CN"/>
+        </w:rPr>
+        <w:t>放晴了||</w:t>
       </w:r>
     </w:p>
     <w:p>
@@ -18910,7 +19279,7 @@
     <w:p>
       <w:pPr>
         <w:rPr>
-          <w:rFonts w:hint="eastAsia"/>
+          <w:rFonts w:hint="default"/>
           <w:sz w:val="28"/>
           <w:szCs w:val="28"/>
           <w:lang w:val="en-US" w:eastAsia="zh-CN"/>
@@ -18943,37 +19312,8 @@
         </w:rPr>
         <w:t>||</w:t>
       </w:r>
-    </w:p>
-    <w:p>
-      <w:pPr>
-        <w:rPr>
-          <w:rFonts w:hint="eastAsia"/>
-          <w:sz w:val="28"/>
-          <w:szCs w:val="28"/>
-          <w:lang w:val="en-US" w:eastAsia="zh-CN"/>
-        </w:rPr>
-      </w:pPr>
       <w:bookmarkStart w:id="0" w:name="_GoBack"/>
       <w:bookmarkEnd w:id="0"/>
-    </w:p>
-    <w:p>
-      <w:pPr>
-        <w:rPr>
-          <w:rFonts w:hint="default"/>
-          <w:sz w:val="28"/>
-          <w:szCs w:val="28"/>
-          <w:lang w:val="en-US" w:eastAsia="zh-CN"/>
-        </w:rPr>
-      </w:pPr>
-      <w:r>
-        <w:rPr>
-          <w:rFonts w:hint="eastAsia"/>
-          <w:sz w:val="28"/>
-          <w:szCs w:val="28"/>
-          <w:lang w:val="en-US" w:eastAsia="zh-CN"/>
-        </w:rPr>
-        <w:t>||这样的日子，还有很长||</w:t>
-      </w:r>
     </w:p>
     <w:sectPr>
       <w:pgSz w:w="11906" w:h="16838"/>
